--- a/lessions/0013.docx
+++ b/lessions/0013.docx
@@ -135,7 +135,10 @@
         <w:ind w:left="-180" w:hanging="1080"/>
       </w:pPr>
       <w:r>
-        <w:t>I ma staying with my uncle this week. -&gt; Tôi đang ở nhà chú tôi tuần này</w:t>
+        <w:t xml:space="preserve">I am </w:t>
+      </w:r>
+      <w:r>
+        <w:t>staying with my uncle this week. -&gt; Tôi đang ở nhà chú tôi tuần này</w:t>
       </w:r>
     </w:p>
     <w:p>
@@ -159,7 +162,7 @@
         <w:ind w:left="-180" w:hanging="1080"/>
       </w:pPr>
       <w:r>
-        <w:t>3. KẾ HOẠCH TƯƠNG LAI GẦN</w:t>
+        <w:t>3. KẾ HOẠCH TƯƠNG LAI G</w:t>
       </w:r>
     </w:p>
     <w:p>
@@ -456,7 +459,13 @@
         <w:ind w:left="-180" w:hanging="1080"/>
       </w:pPr>
       <w:r>
-        <w:t>She srinks coffee every morning -&gt; Cô ấy uống cà phê mỗi sáng.</w:t>
+        <w:t xml:space="preserve">She </w:t>
+      </w:r>
+      <w:r>
+        <w:t>d</w:t>
+      </w:r>
+      <w:r>
+        <w:t>rinks coffee every morning -&gt; Cô ấy uống cà phê mỗi sáng.</w:t>
       </w:r>
     </w:p>
     <w:p>

--- a/lessions/0013.docx
+++ b/lessions/0013.docx
@@ -6,6 +6,11 @@
       <w:pPr>
         <w:ind w:left="-180" w:hanging="1080"/>
       </w:pPr>
+    </w:p>
+    <w:p>
+      <w:pPr>
+        <w:ind w:left="-180" w:hanging="1080"/>
+      </w:pPr>
       <w:r>
         <w:t>NGÀY 13: THÌ HIỆN TẠI TIẾP DIỄN (PRESENT CONTINUOUS) – CÁCH DÙNG THỰC TẾ</w:t>
       </w:r>
@@ -164,6 +169,9 @@
       <w:r>
         <w:t>3. KẾ HOẠCH TƯƠNG LAI G</w:t>
       </w:r>
+      <w:r>
+        <w:t>ẦN</w:t>
+      </w:r>
     </w:p>
     <w:p>
       <w:pPr>
@@ -194,15 +202,33 @@
         <w:ind w:left="-180" w:hanging="1080"/>
       </w:pPr>
       <w:r>
-        <w:t>We are traveling to fapen next month -&gt;Chúng tôi sẽ đi Nhật vào tháng tới</w:t>
-      </w:r>
-    </w:p>
-    <w:p>
-      <w:pPr>
-        <w:ind w:left="-180" w:hanging="1080"/>
-      </w:pPr>
-      <w:r>
-        <w:t>She is seeing a doctor this afternoon -&gt; Chiều nay cô ấy sẽ gặp bác sĩ</w:t>
+        <w:t xml:space="preserve">We are traveling to </w:t>
+      </w:r>
+      <w:r>
+        <w:t>J</w:t>
+      </w:r>
+      <w:r>
+        <w:t>ap</w:t>
+      </w:r>
+      <w:r>
+        <w:t>a</w:t>
+      </w:r>
+      <w:r>
+        <w:t>n next month -&gt;Chúng tôi sẽ đi Nhật vào tháng tới</w:t>
+      </w:r>
+    </w:p>
+    <w:p>
+      <w:pPr>
+        <w:ind w:left="-180" w:hanging="1080"/>
+      </w:pPr>
+      <w:r>
+        <w:t>She is see</w:t>
+      </w:r>
+      <w:r>
+        <w:t>t</w:t>
+      </w:r>
+      <w:r>
+        <w:t>ing a doctor this afternoon -&gt; Chiều nay cô ấy sẽ gặp bác sĩ</w:t>
       </w:r>
     </w:p>
     <w:p>
@@ -258,6 +284,7 @@
         <w:ind w:left="-180" w:hanging="1080"/>
       </w:pPr>
       <w:r>
+        <w:lastRenderedPageBreak/>
         <w:t>---</w:t>
       </w:r>
     </w:p>
@@ -266,261 +293,261 @@
         <w:ind w:left="-180" w:hanging="1080"/>
       </w:pPr>
       <w:r>
+        <w:t>5. CÂU HỎI CÓ TỪ ĐỂ HỎI</w:t>
+      </w:r>
+    </w:p>
+    <w:p>
+      <w:pPr>
+        <w:ind w:left="-180" w:hanging="1080"/>
+      </w:pPr>
+      <w:r>
+        <w:t>Từ để hỏi:</w:t>
+      </w:r>
+    </w:p>
+    <w:p>
+      <w:pPr>
+        <w:ind w:left="-180" w:hanging="1080"/>
+      </w:pPr>
+      <w:r>
+        <w:t>What -&gt; Cái gì</w:t>
+      </w:r>
+    </w:p>
+    <w:p>
+      <w:pPr>
+        <w:ind w:left="-180" w:hanging="1080"/>
+      </w:pPr>
+      <w:r>
+        <w:t>Where -&gt; Ở đâu</w:t>
+      </w:r>
+    </w:p>
+    <w:p>
+      <w:pPr>
+        <w:ind w:left="-180" w:hanging="1080"/>
+      </w:pPr>
+      <w:r>
+        <w:t>When -&gt; Khi nào</w:t>
+      </w:r>
+    </w:p>
+    <w:p>
+      <w:pPr>
+        <w:ind w:left="-180" w:hanging="1080"/>
+      </w:pPr>
+      <w:r>
+        <w:t>Why -&gt; Tại sao</w:t>
+      </w:r>
+    </w:p>
+    <w:p>
+      <w:pPr>
+        <w:ind w:left="-180" w:hanging="1080"/>
+      </w:pPr>
+      <w:r>
+        <w:t>Who -&gt; Ai</w:t>
+      </w:r>
+    </w:p>
+    <w:p>
+      <w:pPr>
+        <w:ind w:left="-180" w:hanging="1080"/>
+      </w:pPr>
+      <w:r>
+        <w:t>How -&gt; Như thế nào</w:t>
+      </w:r>
+    </w:p>
+    <w:p>
+      <w:pPr>
+        <w:ind w:left="-180" w:hanging="1080"/>
+      </w:pPr>
+      <w:r>
+        <w:t>Cấu trúc:</w:t>
+      </w:r>
+    </w:p>
+    <w:p>
+      <w:pPr>
+        <w:ind w:left="-180" w:hanging="1080"/>
+      </w:pPr>
+      <w:r>
+        <w:t>Wh-work + am/is/are + S + V-ing</w:t>
+      </w:r>
+    </w:p>
+    <w:p>
+      <w:pPr>
+        <w:ind w:left="-180" w:hanging="1080"/>
+      </w:pPr>
+      <w:r>
+        <w:t>Ví dụ:</w:t>
+      </w:r>
+    </w:p>
+    <w:p>
+      <w:pPr>
+        <w:ind w:left="-180" w:hanging="1080"/>
+      </w:pPr>
+      <w:r>
+        <w:t>What are you doing? -&gt; Bạn đang làm gì?</w:t>
+      </w:r>
+    </w:p>
+    <w:p>
+      <w:pPr>
+        <w:ind w:left="-180" w:hanging="1080"/>
+      </w:pPr>
+      <w:r>
+        <w:t>Where is she going? -&gt; Cô ấy đang đi đâu?</w:t>
+      </w:r>
+    </w:p>
+    <w:p>
+      <w:pPr>
+        <w:ind w:left="-180" w:hanging="1080"/>
+      </w:pPr>
+      <w:r>
+        <w:t>Why are they laughing? -&gt; Tại sao họ đang cười?</w:t>
+      </w:r>
+    </w:p>
+    <w:p>
+      <w:pPr>
+        <w:ind w:left="-180" w:hanging="1080"/>
+      </w:pPr>
+      <w:r>
+        <w:t>---</w:t>
+      </w:r>
+    </w:p>
+    <w:p>
+      <w:pPr>
+        <w:ind w:left="-180" w:hanging="1080"/>
+      </w:pPr>
+      <w:r>
+        <w:t>6. SO SÁNH VỚI THÌ HIỆN TẠI ĐƠN</w:t>
+      </w:r>
+    </w:p>
+    <w:p>
+      <w:pPr>
+        <w:ind w:left="-180" w:hanging="1080"/>
+      </w:pPr>
+      <w:r>
+        <w:t>Hiện tại đơn:</w:t>
+      </w:r>
+    </w:p>
+    <w:p>
+      <w:pPr>
+        <w:ind w:left="-180" w:hanging="1080"/>
+      </w:pPr>
+      <w:r>
+        <w:t>I work every day -&gt; Tôi làm việc mỗi ngày.</w:t>
+      </w:r>
+    </w:p>
+    <w:p>
+      <w:pPr>
+        <w:ind w:left="-180" w:hanging="1080"/>
+      </w:pPr>
+      <w:r>
+        <w:t>(Thới quen)</w:t>
+      </w:r>
+    </w:p>
+    <w:p>
+      <w:pPr>
+        <w:ind w:left="-180" w:hanging="1080"/>
+      </w:pPr>
+      <w:r>
+        <w:t>Hiện tại tiếp diễn:</w:t>
+      </w:r>
+    </w:p>
+    <w:p>
+      <w:pPr>
+        <w:ind w:left="-180" w:hanging="1080"/>
+      </w:pPr>
+      <w:r>
+        <w:t>I am working now -&gt; Tôi đang làm việc bây giờ</w:t>
+      </w:r>
+    </w:p>
+    <w:p>
+      <w:pPr>
+        <w:ind w:left="-180" w:hanging="1080"/>
+      </w:pPr>
+      <w:r>
+        <w:t>(Hành động đang diễn ra)</w:t>
+      </w:r>
+    </w:p>
+    <w:p>
+      <w:pPr>
+        <w:ind w:left="-180" w:hanging="1080"/>
+      </w:pPr>
+      <w:r>
+        <w:t>---</w:t>
+      </w:r>
+    </w:p>
+    <w:p>
+      <w:pPr>
+        <w:ind w:left="-180" w:hanging="1080"/>
+      </w:pPr>
+      <w:r>
+        <w:t>Hiện tại đơn:</w:t>
+      </w:r>
+    </w:p>
+    <w:p>
+      <w:pPr>
+        <w:ind w:left="-180" w:hanging="1080"/>
+      </w:pPr>
+      <w:r>
+        <w:t xml:space="preserve">She </w:t>
+      </w:r>
+      <w:r>
+        <w:t>d</w:t>
+      </w:r>
+      <w:r>
+        <w:t>rinks coffee every morning -&gt; Cô ấy uống cà phê mỗi sáng.</w:t>
+      </w:r>
+    </w:p>
+    <w:p>
+      <w:pPr>
+        <w:ind w:left="-180" w:hanging="1080"/>
+      </w:pPr>
+      <w:r>
+        <w:t>Hiện tại tiếp diễn:</w:t>
+      </w:r>
+    </w:p>
+    <w:p>
+      <w:pPr>
+        <w:ind w:left="-180" w:hanging="1080"/>
+      </w:pPr>
+      <w:r>
+        <w:t>She is drinking coffee now -&gt; Cô ấy đang uống cà phê bây giờ</w:t>
+      </w:r>
+    </w:p>
+    <w:p>
+      <w:pPr>
+        <w:ind w:left="-180" w:hanging="1080"/>
+      </w:pPr>
+      <w:r>
+        <w:t>---</w:t>
+      </w:r>
+    </w:p>
+    <w:p>
+      <w:pPr>
+        <w:ind w:left="-180" w:hanging="1080"/>
+      </w:pPr>
+      <w:r>
+        <w:t>7. ĐỘNG TỪ THƯỜNG KHÔNG DÙNG Ở THÌ TIẾP DIỄN</w:t>
+      </w:r>
+    </w:p>
+    <w:p>
+      <w:pPr>
+        <w:ind w:left="-180" w:hanging="1080"/>
+      </w:pPr>
+      <w:r>
+        <w:t>Like -&gt; thích</w:t>
+      </w:r>
+    </w:p>
+    <w:p>
+      <w:pPr>
+        <w:ind w:left="-180" w:hanging="1080"/>
+      </w:pPr>
+      <w:r>
+        <w:t>Love -&gt; yêu thích</w:t>
+      </w:r>
+    </w:p>
+    <w:p>
+      <w:pPr>
+        <w:ind w:left="-180" w:hanging="1080"/>
+      </w:pPr>
+      <w:r>
         <w:lastRenderedPageBreak/>
-        <w:t>5. CÂU HỎI CÓ TỪ ĐỂ HỎI</w:t>
-      </w:r>
-    </w:p>
-    <w:p>
-      <w:pPr>
-        <w:ind w:left="-180" w:hanging="1080"/>
-      </w:pPr>
-      <w:r>
-        <w:t>Từ để hỏi:</w:t>
-      </w:r>
-    </w:p>
-    <w:p>
-      <w:pPr>
-        <w:ind w:left="-180" w:hanging="1080"/>
-      </w:pPr>
-      <w:r>
-        <w:t>What -&gt; Cái gì</w:t>
-      </w:r>
-    </w:p>
-    <w:p>
-      <w:pPr>
-        <w:ind w:left="-180" w:hanging="1080"/>
-      </w:pPr>
-      <w:r>
-        <w:t>Where -&gt; Ở đâu</w:t>
-      </w:r>
-    </w:p>
-    <w:p>
-      <w:pPr>
-        <w:ind w:left="-180" w:hanging="1080"/>
-      </w:pPr>
-      <w:r>
-        <w:t>When -&gt; Khi nào</w:t>
-      </w:r>
-    </w:p>
-    <w:p>
-      <w:pPr>
-        <w:ind w:left="-180" w:hanging="1080"/>
-      </w:pPr>
-      <w:r>
-        <w:t>Why -&gt; Tại sao</w:t>
-      </w:r>
-    </w:p>
-    <w:p>
-      <w:pPr>
-        <w:ind w:left="-180" w:hanging="1080"/>
-      </w:pPr>
-      <w:r>
-        <w:t>Who -&gt; Ai</w:t>
-      </w:r>
-    </w:p>
-    <w:p>
-      <w:pPr>
-        <w:ind w:left="-180" w:hanging="1080"/>
-      </w:pPr>
-      <w:r>
-        <w:t>How -&gt; Như thế nào</w:t>
-      </w:r>
-    </w:p>
-    <w:p>
-      <w:pPr>
-        <w:ind w:left="-180" w:hanging="1080"/>
-      </w:pPr>
-      <w:r>
-        <w:t>Cấu trúc:</w:t>
-      </w:r>
-    </w:p>
-    <w:p>
-      <w:pPr>
-        <w:ind w:left="-180" w:hanging="1080"/>
-      </w:pPr>
-      <w:r>
-        <w:t>Wh-work + am/is/are + S + V-ing</w:t>
-      </w:r>
-    </w:p>
-    <w:p>
-      <w:pPr>
-        <w:ind w:left="-180" w:hanging="1080"/>
-      </w:pPr>
-      <w:r>
-        <w:t>Ví dụ:</w:t>
-      </w:r>
-    </w:p>
-    <w:p>
-      <w:pPr>
-        <w:ind w:left="-180" w:hanging="1080"/>
-      </w:pPr>
-      <w:r>
-        <w:t>What are you doing? -&gt; Bạn đang làm gì?</w:t>
-      </w:r>
-    </w:p>
-    <w:p>
-      <w:pPr>
-        <w:ind w:left="-180" w:hanging="1080"/>
-      </w:pPr>
-      <w:r>
-        <w:t>Where is she going? -&gt; Cô ấy đang đi đâu?</w:t>
-      </w:r>
-    </w:p>
-    <w:p>
-      <w:pPr>
-        <w:ind w:left="-180" w:hanging="1080"/>
-      </w:pPr>
-      <w:r>
-        <w:t>Why are they laughing? -&gt; Tại sao họ đang cười?</w:t>
-      </w:r>
-    </w:p>
-    <w:p>
-      <w:pPr>
-        <w:ind w:left="-180" w:hanging="1080"/>
-      </w:pPr>
-      <w:r>
-        <w:t>---</w:t>
-      </w:r>
-    </w:p>
-    <w:p>
-      <w:pPr>
-        <w:ind w:left="-180" w:hanging="1080"/>
-      </w:pPr>
-      <w:r>
-        <w:t>6. SO SÁNH VỚI THÌ HIỆN TẠI ĐƠN</w:t>
-      </w:r>
-    </w:p>
-    <w:p>
-      <w:pPr>
-        <w:ind w:left="-180" w:hanging="1080"/>
-      </w:pPr>
-      <w:r>
-        <w:t>Hiện tại đơn:</w:t>
-      </w:r>
-    </w:p>
-    <w:p>
-      <w:pPr>
-        <w:ind w:left="-180" w:hanging="1080"/>
-      </w:pPr>
-      <w:r>
-        <w:t>I work every day -&gt; Tôi làm việc mỗi ngày.</w:t>
-      </w:r>
-    </w:p>
-    <w:p>
-      <w:pPr>
-        <w:ind w:left="-180" w:hanging="1080"/>
-      </w:pPr>
-      <w:r>
-        <w:t>(Thới quen)</w:t>
-      </w:r>
-    </w:p>
-    <w:p>
-      <w:pPr>
-        <w:ind w:left="-180" w:hanging="1080"/>
-      </w:pPr>
-      <w:r>
-        <w:t>Hiện tại tiếp diễn:</w:t>
-      </w:r>
-    </w:p>
-    <w:p>
-      <w:pPr>
-        <w:ind w:left="-180" w:hanging="1080"/>
-      </w:pPr>
-      <w:r>
-        <w:t>I am working now -&gt; Tôi đang làm việc bây giờ</w:t>
-      </w:r>
-    </w:p>
-    <w:p>
-      <w:pPr>
-        <w:ind w:left="-180" w:hanging="1080"/>
-      </w:pPr>
-      <w:r>
-        <w:t>(Hành động đang diễn ra)</w:t>
-      </w:r>
-    </w:p>
-    <w:p>
-      <w:pPr>
-        <w:ind w:left="-180" w:hanging="1080"/>
-      </w:pPr>
-      <w:r>
-        <w:t>---</w:t>
-      </w:r>
-    </w:p>
-    <w:p>
-      <w:pPr>
-        <w:ind w:left="-180" w:hanging="1080"/>
-      </w:pPr>
-      <w:r>
-        <w:t>Hiện tại đơn:</w:t>
-      </w:r>
-    </w:p>
-    <w:p>
-      <w:pPr>
-        <w:ind w:left="-180" w:hanging="1080"/>
-      </w:pPr>
-      <w:r>
-        <w:t xml:space="preserve">She </w:t>
-      </w:r>
-      <w:r>
-        <w:t>d</w:t>
-      </w:r>
-      <w:r>
-        <w:t>rinks coffee every morning -&gt; Cô ấy uống cà phê mỗi sáng.</w:t>
-      </w:r>
-    </w:p>
-    <w:p>
-      <w:pPr>
-        <w:ind w:left="-180" w:hanging="1080"/>
-      </w:pPr>
-      <w:r>
-        <w:t>Hiện tại tiếp diễn:</w:t>
-      </w:r>
-    </w:p>
-    <w:p>
-      <w:pPr>
-        <w:ind w:left="-180" w:hanging="1080"/>
-      </w:pPr>
-      <w:r>
-        <w:t>She is drinking coffee now -&gt; Cô ấy đang uống cà phê bây giờ</w:t>
-      </w:r>
-    </w:p>
-    <w:p>
-      <w:pPr>
-        <w:ind w:left="-180" w:hanging="1080"/>
-      </w:pPr>
-      <w:r>
-        <w:t>---</w:t>
-      </w:r>
-    </w:p>
-    <w:p>
-      <w:pPr>
-        <w:ind w:left="-180" w:hanging="1080"/>
-      </w:pPr>
-      <w:r>
-        <w:t>7. ĐỘNG TỪ THƯỜNG KHÔNG DÙNG Ở THÌ TIẾP DIỄN</w:t>
-      </w:r>
-    </w:p>
-    <w:p>
-      <w:pPr>
-        <w:ind w:left="-180" w:hanging="1080"/>
-      </w:pPr>
-      <w:r>
-        <w:t>Like -&gt; thích</w:t>
-      </w:r>
-    </w:p>
-    <w:p>
-      <w:pPr>
-        <w:ind w:left="-180" w:hanging="1080"/>
-      </w:pPr>
-      <w:r>
-        <w:t>Love -&gt; yêu thích</w:t>
-      </w:r>
-    </w:p>
-    <w:p>
-      <w:pPr>
-        <w:ind w:left="-180" w:hanging="1080"/>
-      </w:pPr>
-      <w:r>
         <w:t>Hate -&gt; ghét</w:t>
       </w:r>
     </w:p>
@@ -529,7 +556,6 @@
         <w:ind w:left="-180" w:hanging="1080"/>
       </w:pPr>
       <w:r>
-        <w:lastRenderedPageBreak/>
         <w:t>Know -&gt; biết</w:t>
       </w:r>
     </w:p>
